--- a/Module 1/MoffatBayMarinaProject_Module_1.1_Alexander,Max,Jordan,Aftab_CSD460.docx
+++ b/Module 1/MoffatBayMarinaProject_Module_1.1_Alexander,Max,Jordan,Aftab_CSD460.docx
@@ -83,6 +83,22 @@
           <w:bCs/>
         </w:rPr>
         <w:t>Bellevue University</w:t>
+      </w:r>
+    </w:p>
+    <w:p>
+      <w:pPr>
+        <w:jc w:val="center"/>
+        <w:rPr>
+          <w:b/>
+          <w:bCs/>
+        </w:rPr>
+      </w:pPr>
+      <w:r>
+        <w:rPr>
+          <w:b/>
+          <w:bCs/>
+        </w:rPr>
+        <w:t>08/13/26</w:t>
       </w:r>
     </w:p>
     <w:p>
